--- a/docs/ILES_Problem_Statement.docx
+++ b/docs/ILES_Problem_Statement.docx
@@ -1,6 +1,6 @@
 
 <file path=word/document.xml><?xml version="1.0" encoding="utf-8"?>
-<w:document xmlns:wpc="http://schemas.microsoft.com/office/word/2010/wordprocessingCanvas" xmlns:cx="http://schemas.microsoft.com/office/drawing/2014/chartex" xmlns:cx1="http://schemas.microsoft.com/office/drawing/2015/9/8/chartex" xmlns:cx2="http://schemas.microsoft.com/office/drawing/2015/10/21/chartex" xmlns:cx3="http://schemas.microsoft.com/office/drawing/2016/5/9/chartex" xmlns:cx4="http://schemas.microsoft.com/office/drawing/2016/5/10/chartex" xmlns:cx5="http://schemas.microsoft.com/office/drawing/2016/5/11/chartex" xmlns:cx6="http://schemas.microsoft.com/office/drawing/2016/5/12/chartex" xmlns:cx7="http://schemas.microsoft.com/office/drawing/2016/5/13/chartex" xmlns:cx8="http://schemas.microsoft.com/office/drawing/2016/5/14/chartex" xmlns:mc="http://schemas.openxmlformats.org/markup-compatibility/2006" xmlns:aink="http://schemas.microsoft.com/office/drawing/2016/ink" xmlns:am3d="http://schemas.microsoft.com/office/drawing/2017/model3d" xmlns:o="urn:schemas-microsoft-com:office:office" xmlns:oel="http://schemas.microsoft.com/office/2019/extlst" xmlns:r="http://schemas.openxmlformats.org/officeDocument/2006/relationships" xmlns:m="http://schemas.openxmlformats.org/officeDocument/2006/math" xmlns:v="urn:schemas-microsoft-com:vml" xmlns:wp14="http://schemas.microsoft.com/office/word/2010/wordprocessingDrawing" xmlns:wp="http://schemas.openxmlformats.org/drawingml/2006/wordprocessingDrawing" xmlns:w10="urn:schemas-microsoft-com:office:word" xmlns:w="http://schemas.openxmlformats.org/wordprocessingml/2006/main" xmlns:w14="http://schemas.microsoft.com/office/word/2010/wordml" xmlns:w15="http://schemas.microsoft.com/office/word/2012/wordml" xmlns:w16cex="http://schemas.microsoft.com/office/word/2018/wordml/cex" xmlns:w16cid="http://schemas.microsoft.com/office/word/2016/wordml/cid" xmlns:w16="http://schemas.microsoft.com/office/word/2018/wordml" xmlns:w16du="http://schemas.microsoft.com/office/word/2023/wordml/word16du" xmlns:w16sdtdh="http://schemas.microsoft.com/office/word/2020/wordml/sdtdatahash" xmlns:w16sdtfl="http://schemas.microsoft.com/office/word/2024/wordml/sdtformatlock" xmlns:w16se="http://schemas.microsoft.com/office/word/2015/wordml/symex" xmlns:wpg="http://schemas.microsoft.com/office/word/2010/wordprocessingGroup" xmlns:wpi="http://schemas.microsoft.com/office/word/2010/wordprocessingInk" xmlns:wne="http://schemas.microsoft.com/office/word/2006/wordml" xmlns:wps="http://schemas.microsoft.com/office/word/2010/wordprocessingShape" mc:Ignorable="w14 w15 w16se w16cid w16 w16cex w16sdtdh w16sdtfl w16du wp14">
+<w:document xmlns:wpc="http://schemas.microsoft.com/office/word/2010/wordprocessingCanvas" xmlns:cx="http://schemas.microsoft.com/office/drawing/2014/chartex" xmlns:cx1="http://schemas.microsoft.com/office/drawing/2015/9/8/chartex" xmlns:cx2="http://schemas.microsoft.com/office/drawing/2015/10/21/chartex" xmlns:cx3="http://schemas.microsoft.com/office/drawing/2016/5/9/chartex" xmlns:cx4="http://schemas.microsoft.com/office/drawing/2016/5/10/chartex" xmlns:cx5="http://schemas.microsoft.com/office/drawing/2016/5/11/chartex" xmlns:cx6="http://schemas.microsoft.com/office/drawing/2016/5/12/chartex" xmlns:cx7="http://schemas.microsoft.com/office/drawing/2016/5/13/chartex" xmlns:cx8="http://schemas.microsoft.com/office/drawing/2016/5/14/chartex" xmlns:mc="http://schemas.openxmlformats.org/markup-compatibility/2006" xmlns:aink="http://schemas.microsoft.com/office/drawing/2016/ink" xmlns:am3d="http://schemas.microsoft.com/office/drawing/2017/model3d" xmlns:o="urn:schemas-microsoft-com:office:office" xmlns:r="http://schemas.openxmlformats.org/officeDocument/2006/relationships" xmlns:m="http://schemas.openxmlformats.org/officeDocument/2006/math" xmlns:v="urn:schemas-microsoft-com:vml" xmlns:wp14="http://schemas.microsoft.com/office/word/2010/wordprocessingDrawing" xmlns:wp="http://schemas.openxmlformats.org/drawingml/2006/wordprocessingDrawing" xmlns:w10="urn:schemas-microsoft-com:office:word" xmlns:w="http://schemas.openxmlformats.org/wordprocessingml/2006/main" xmlns:w14="http://schemas.microsoft.com/office/word/2010/wordml" xmlns:w15="http://schemas.microsoft.com/office/word/2012/wordml" xmlns:w16cex="http://schemas.microsoft.com/office/word/2018/wordml/cex" xmlns:w16cid="http://schemas.microsoft.com/office/word/2016/wordml/cid" xmlns:w16="http://schemas.microsoft.com/office/word/2018/wordml" xmlns:w16sdtdh="http://schemas.microsoft.com/office/word/2020/wordml/sdtdatahash" xmlns:w16se="http://schemas.microsoft.com/office/word/2015/wordml/symex" xmlns:wpg="http://schemas.microsoft.com/office/word/2010/wordprocessingGroup" xmlns:wpi="http://schemas.microsoft.com/office/word/2010/wordprocessingInk" xmlns:wne="http://schemas.microsoft.com/office/word/2006/wordml" xmlns:wps="http://schemas.microsoft.com/office/word/2010/wordprocessingShape" mc:Ignorable="w14 w15 w16se w16cid w16 w16cex w16sdtdh wp14">
   <w:body>
     <w:p>
       <w:pPr>
@@ -50,7 +50,7 @@
           <w:sz w:val="18"/>
           <w:szCs w:val="18"/>
         </w:rPr>
-        <w:t xml:space="preserve">  CSC 1202: Software Development Project  </w:t>
+        <w:t xml:space="preserve">  CSC 1202: Software Development Project GROUP</w:t>
       </w:r>
       <w:r>
         <w:rPr>
@@ -58,7 +58,7 @@
           <w:sz w:val="18"/>
           <w:szCs w:val="18"/>
         </w:rPr>
-        <w:t>GROUP 5</w:t>
+        <w:t xml:space="preserve"> 5</w:t>
       </w:r>
     </w:p>
     <w:p>
@@ -77,7 +77,7 @@
     </w:p>
     <w:p>
       <w:pPr>
-        <w:spacing w:after="120" w:line="300" w:lineRule="auto"/>
+        <w:spacing w:after="60" w:line="300" w:lineRule="auto"/>
       </w:pPr>
       <w:r>
         <w:t xml:space="preserve">Universities running internship </w:t>
@@ -92,17 +92,33 @@
     <w:p>
       <w:pPr>
         <w:pStyle w:val="Heading2"/>
+        <w:spacing w:before="0" w:line="300" w:lineRule="auto"/>
       </w:pPr>
       <w:r>
         <w:t>Problem Statement</w:t>
       </w:r>
-    </w:p>
-    <w:p>
-      <w:pPr>
-        <w:spacing w:after="80" w:line="300" w:lineRule="auto"/>
-      </w:pPr>
-      <w:r>
-        <w:t>How might we design a unified web-based system that enables student interns to submit weekly logs, allows supervisors to review and approve them, enables academic staff to assign weighted evaluation scores, and gives administrators real-time program oversight — all within a single, role-enforced platform?</w:t>
+      <w:r>
+        <w:br/>
+      </w:r>
+      <w:r>
+        <w:rPr>
+          <w:b w:val="0"/>
+          <w:bCs w:val="0"/>
+          <w:color w:val="000000" w:themeColor="text1"/>
+          <w:sz w:val="22"/>
+          <w:szCs w:val="22"/>
+        </w:rPr>
+        <w:t>H</w:t>
+      </w:r>
+      <w:r>
+        <w:rPr>
+          <w:b w:val="0"/>
+          <w:bCs w:val="0"/>
+          <w:color w:val="000000" w:themeColor="text1"/>
+          <w:sz w:val="22"/>
+          <w:szCs w:val="22"/>
+        </w:rPr>
+        <w:t>ow might we design a unified web-based system that enables student interns to submit weekly logs, allows supervisors to review and approve them, enables academic staff to assign weighted evaluation scores, issues and manages student internship placements through the platform, and gives administrators real-time program oversight — all within a single, role-enforced platform?</w:t>
       </w:r>
     </w:p>
     <w:p>
@@ -120,7 +136,7 @@
           <w:ilvl w:val="0"/>
           <w:numId w:val="2"/>
         </w:numPr>
-        <w:spacing w:after="60"/>
+        <w:spacing w:after="60" w:line="300" w:lineRule="auto"/>
       </w:pPr>
       <w:r>
         <w:t xml:space="preserve">No </w:t>
@@ -139,7 +155,7 @@
           <w:ilvl w:val="0"/>
           <w:numId w:val="2"/>
         </w:numPr>
-        <w:spacing w:after="60"/>
+        <w:spacing w:after="60" w:line="300" w:lineRule="auto"/>
       </w:pPr>
       <w:r>
         <w:t>Supervisors cannot efficiently view or manage logs for their assigned interns.</w:t>
@@ -152,7 +168,8 @@
           <w:ilvl w:val="0"/>
           <w:numId w:val="2"/>
         </w:numPr>
-        <w:spacing w:after="60"/>
+        <w:spacing w:after="60" w:line="300" w:lineRule="auto"/>
+        <w:ind w:left="533" w:hanging="274"/>
       </w:pPr>
       <w:r>
         <w:t>Academic supervisors manually compute evaluation scores with no weighted criteria enforcement.</w:t>
@@ -165,7 +182,7 @@
           <w:ilvl w:val="0"/>
           <w:numId w:val="2"/>
         </w:numPr>
-        <w:spacing w:after="60"/>
+        <w:spacing w:after="60" w:line="300" w:lineRule="auto"/>
       </w:pPr>
       <w:r>
         <w:t>Administrators have no real-time dashboard for monitoring program-wide performance.</w:t>
@@ -174,16 +191,27 @@
     <w:p>
       <w:pPr>
         <w:pStyle w:val="Heading2"/>
+        <w:spacing w:before="0" w:line="300" w:lineRule="auto"/>
+        <w:rPr>
+          <w:b w:val="0"/>
+          <w:bCs w:val="0"/>
+          <w:color w:val="000000" w:themeColor="text1"/>
+        </w:rPr>
       </w:pPr>
       <w:r>
         <w:t>Proposed Solution</w:t>
       </w:r>
-    </w:p>
-    <w:p>
-      <w:pPr>
-        <w:spacing w:after="80" w:line="300" w:lineRule="auto"/>
-      </w:pPr>
-      <w:r>
+      <w:r>
+        <w:br/>
+      </w:r>
+      <w:r>
+        <w:rPr>
+          <w:b w:val="0"/>
+          <w:bCs w:val="0"/>
+          <w:color w:val="000000" w:themeColor="text1"/>
+          <w:sz w:val="22"/>
+          <w:szCs w:val="22"/>
+        </w:rPr>
         <w:t>ILES is a full-stack web application (Django REST Framework + React) providing each stakeholder with a tailored interface and enforcing a strict log state machine: DRAFT → SUBMITTED → REVIEWED → APPROVED. The system is built across five modules: Auth &amp; User Management (M1), Placements (M2), Logbook (M3), Review Workflow (M4), and Dashboards &amp; Scoring (M5).</w:t>
       </w:r>
     </w:p>
@@ -202,7 +230,8 @@
           <w:ilvl w:val="0"/>
           <w:numId w:val="2"/>
         </w:numPr>
-        <w:spacing w:after="60"/>
+        <w:spacing w:after="60" w:line="300" w:lineRule="auto"/>
+        <w:ind w:left="533" w:hanging="274"/>
       </w:pPr>
       <w:r>
         <w:t>A single platform replacing all manual internship management processes.</w:t>
@@ -215,7 +244,7 @@
           <w:ilvl w:val="0"/>
           <w:numId w:val="2"/>
         </w:numPr>
-        <w:spacing w:after="60"/>
+        <w:spacing w:after="60" w:line="300" w:lineRule="auto"/>
       </w:pPr>
       <w:r>
         <w:t>Automated, auditable log workflows with enforced deadlines and role-based access.</w:t>
@@ -228,7 +257,7 @@
           <w:ilvl w:val="0"/>
           <w:numId w:val="2"/>
         </w:numPr>
-        <w:spacing w:after="60"/>
+        <w:spacing w:after="60" w:line="300" w:lineRule="auto"/>
       </w:pPr>
       <w:r>
         <w:t>Transparent, consistently computed weighted evaluation scores for every intern.</w:t>
@@ -241,10 +270,13 @@
           <w:ilvl w:val="0"/>
           <w:numId w:val="2"/>
         </w:numPr>
-        <w:spacing w:after="60"/>
-      </w:pPr>
-      <w:r>
-        <w:t>An admin dashboard enabling data-driven reporting on program outcomes.</w:t>
+        <w:spacing w:after="60" w:line="300" w:lineRule="auto"/>
+      </w:pPr>
+      <w:r>
+        <w:t>An admin dashboard enabling data-driven reporting on program outcomes</w:t>
+      </w:r>
+      <w:r>
+        <w:t>.</w:t>
       </w:r>
     </w:p>
     <w:p>
@@ -300,7 +332,7 @@
 </file>
 
 <file path=word/numbering.xml><?xml version="1.0" encoding="utf-8"?>
-<w:numbering xmlns:wpc="http://schemas.microsoft.com/office/word/2010/wordprocessingCanvas" xmlns:cx="http://schemas.microsoft.com/office/drawing/2014/chartex" xmlns:cx1="http://schemas.microsoft.com/office/drawing/2015/9/8/chartex" xmlns:cx2="http://schemas.microsoft.com/office/drawing/2015/10/21/chartex" xmlns:cx3="http://schemas.microsoft.com/office/drawing/2016/5/9/chartex" xmlns:cx4="http://schemas.microsoft.com/office/drawing/2016/5/10/chartex" xmlns:cx5="http://schemas.microsoft.com/office/drawing/2016/5/11/chartex" xmlns:cx6="http://schemas.microsoft.com/office/drawing/2016/5/12/chartex" xmlns:cx7="http://schemas.microsoft.com/office/drawing/2016/5/13/chartex" xmlns:cx8="http://schemas.microsoft.com/office/drawing/2016/5/14/chartex" xmlns:mc="http://schemas.openxmlformats.org/markup-compatibility/2006" xmlns:aink="http://schemas.microsoft.com/office/drawing/2016/ink" xmlns:am3d="http://schemas.microsoft.com/office/drawing/2017/model3d" xmlns:o="urn:schemas-microsoft-com:office:office" xmlns:oel="http://schemas.microsoft.com/office/2019/extlst" xmlns:r="http://schemas.openxmlformats.org/officeDocument/2006/relationships" xmlns:m="http://schemas.openxmlformats.org/officeDocument/2006/math" xmlns:v="urn:schemas-microsoft-com:vml" xmlns:wp14="http://schemas.microsoft.com/office/word/2010/wordprocessingDrawing" xmlns:wp="http://schemas.openxmlformats.org/drawingml/2006/wordprocessingDrawing" xmlns:w10="urn:schemas-microsoft-com:office:word" xmlns:w="http://schemas.openxmlformats.org/wordprocessingml/2006/main" xmlns:w14="http://schemas.microsoft.com/office/word/2010/wordml" xmlns:w15="http://schemas.microsoft.com/office/word/2012/wordml" xmlns:w16cex="http://schemas.microsoft.com/office/word/2018/wordml/cex" xmlns:w16cid="http://schemas.microsoft.com/office/word/2016/wordml/cid" xmlns:w16="http://schemas.microsoft.com/office/word/2018/wordml" xmlns:w16du="http://schemas.microsoft.com/office/word/2023/wordml/word16du" xmlns:w16sdtdh="http://schemas.microsoft.com/office/word/2020/wordml/sdtdatahash" xmlns:w16sdtfl="http://schemas.microsoft.com/office/word/2024/wordml/sdtformatlock" xmlns:w16se="http://schemas.microsoft.com/office/word/2015/wordml/symex" xmlns:wpg="http://schemas.microsoft.com/office/word/2010/wordprocessingGroup" xmlns:wpi="http://schemas.microsoft.com/office/word/2010/wordprocessingInk" xmlns:wne="http://schemas.microsoft.com/office/word/2006/wordml" xmlns:wps="http://schemas.microsoft.com/office/word/2010/wordprocessingShape" mc:Ignorable="w14 w15 w16se w16cid w16 w16cex w16sdtdh w16sdtfl w16du wp14">
+<w:numbering xmlns:wpc="http://schemas.microsoft.com/office/word/2010/wordprocessingCanvas" xmlns:cx="http://schemas.microsoft.com/office/drawing/2014/chartex" xmlns:cx1="http://schemas.microsoft.com/office/drawing/2015/9/8/chartex" xmlns:cx2="http://schemas.microsoft.com/office/drawing/2015/10/21/chartex" xmlns:cx3="http://schemas.microsoft.com/office/drawing/2016/5/9/chartex" xmlns:cx4="http://schemas.microsoft.com/office/drawing/2016/5/10/chartex" xmlns:cx5="http://schemas.microsoft.com/office/drawing/2016/5/11/chartex" xmlns:cx6="http://schemas.microsoft.com/office/drawing/2016/5/12/chartex" xmlns:cx7="http://schemas.microsoft.com/office/drawing/2016/5/13/chartex" xmlns:cx8="http://schemas.microsoft.com/office/drawing/2016/5/14/chartex" xmlns:mc="http://schemas.openxmlformats.org/markup-compatibility/2006" xmlns:aink="http://schemas.microsoft.com/office/drawing/2016/ink" xmlns:am3d="http://schemas.microsoft.com/office/drawing/2017/model3d" xmlns:o="urn:schemas-microsoft-com:office:office" xmlns:r="http://schemas.openxmlformats.org/officeDocument/2006/relationships" xmlns:m="http://schemas.openxmlformats.org/officeDocument/2006/math" xmlns:v="urn:schemas-microsoft-com:vml" xmlns:wp14="http://schemas.microsoft.com/office/word/2010/wordprocessingDrawing" xmlns:wp="http://schemas.openxmlformats.org/drawingml/2006/wordprocessingDrawing" xmlns:w10="urn:schemas-microsoft-com:office:word" xmlns:w="http://schemas.openxmlformats.org/wordprocessingml/2006/main" xmlns:w14="http://schemas.microsoft.com/office/word/2010/wordml" xmlns:w15="http://schemas.microsoft.com/office/word/2012/wordml" xmlns:w16cex="http://schemas.microsoft.com/office/word/2018/wordml/cex" xmlns:w16cid="http://schemas.microsoft.com/office/word/2016/wordml/cid" xmlns:w16="http://schemas.microsoft.com/office/word/2018/wordml" xmlns:w16sdtdh="http://schemas.microsoft.com/office/word/2020/wordml/sdtdatahash" xmlns:w16se="http://schemas.microsoft.com/office/word/2015/wordml/symex" xmlns:wpg="http://schemas.microsoft.com/office/word/2010/wordprocessingGroup" xmlns:wpi="http://schemas.microsoft.com/office/word/2010/wordprocessingInk" xmlns:wne="http://schemas.microsoft.com/office/word/2006/wordml" xmlns:wps="http://schemas.microsoft.com/office/word/2010/wordprocessingShape" mc:Ignorable="w14 w15 w16se w16cid w16 w16cex w16sdtdh wp14">
   <w:abstractNum w:abstractNumId="0" w15:restartNumberingAfterBreak="0">
     <w:nsid w:val="39EA74FB"/>
     <w:multiLevelType w:val="hybridMultilevel"/>
@@ -444,13 +476,13 @@
       </w:pPr>
     </w:lvl>
   </w:abstractNum>
-  <w:num w:numId="1" w16cid:durableId="713850262">
+  <w:num w:numId="1">
     <w:abstractNumId w:val="1"/>
     <w:lvlOverride w:ilvl="0">
       <w:startOverride w:val="1"/>
     </w:lvlOverride>
   </w:num>
-  <w:num w:numId="2" w16cid:durableId="763575680">
+  <w:num w:numId="2">
     <w:abstractNumId w:val="0"/>
     <w:lvlOverride w:ilvl="0">
       <w:startOverride w:val="1"/>
@@ -460,7 +492,7 @@
 </file>
 
 <file path=word/styles.xml><?xml version="1.0" encoding="utf-8"?>
-<w:styles xmlns:mc="http://schemas.openxmlformats.org/markup-compatibility/2006" xmlns:r="http://schemas.openxmlformats.org/officeDocument/2006/relationships" xmlns:w="http://schemas.openxmlformats.org/wordprocessingml/2006/main" xmlns:w14="http://schemas.microsoft.com/office/word/2010/wordml" xmlns:w15="http://schemas.microsoft.com/office/word/2012/wordml" xmlns:w16cex="http://schemas.microsoft.com/office/word/2018/wordml/cex" xmlns:w16cid="http://schemas.microsoft.com/office/word/2016/wordml/cid" xmlns:w16="http://schemas.microsoft.com/office/word/2018/wordml" xmlns:w16du="http://schemas.microsoft.com/office/word/2023/wordml/word16du" xmlns:w16sdtdh="http://schemas.microsoft.com/office/word/2020/wordml/sdtdatahash" xmlns:w16sdtfl="http://schemas.microsoft.com/office/word/2024/wordml/sdtformatlock" xmlns:w16se="http://schemas.microsoft.com/office/word/2015/wordml/symex" mc:Ignorable="w14 w15 w16se w16cid w16 w16cex w16sdtdh w16sdtfl w16du">
+<w:styles xmlns:mc="http://schemas.openxmlformats.org/markup-compatibility/2006" xmlns:r="http://schemas.openxmlformats.org/officeDocument/2006/relationships" xmlns:w="http://schemas.openxmlformats.org/wordprocessingml/2006/main" xmlns:w14="http://schemas.microsoft.com/office/word/2010/wordml" xmlns:w15="http://schemas.microsoft.com/office/word/2012/wordml" xmlns:w16cex="http://schemas.microsoft.com/office/word/2018/wordml/cex" xmlns:w16cid="http://schemas.microsoft.com/office/word/2016/wordml/cid" xmlns:w16="http://schemas.microsoft.com/office/word/2018/wordml" xmlns:w16sdtdh="http://schemas.microsoft.com/office/word/2020/wordml/sdtdatahash" xmlns:w16se="http://schemas.microsoft.com/office/word/2015/wordml/symex" mc:Ignorable="w14 w15 w16se w16cid w16 w16cex w16sdtdh">
   <w:docDefaults>
     <w:rPrDefault>
       <w:rPr>
